--- a/newdoc/00_总索引与交付清单_v1_7.docx
+++ b/newdoc/00_总索引与交付清单_v1_7.docx
@@ -4,55 +4,55 @@
   <w:body>
     <w:p>
       <w:pPr>
-        <w:pStyle w:val="Heading1"/>
+        <w:spacing w:before="360" w:after="240" w:line="240" w:lineRule="auto"/>
       </w:pPr>
       <w:r>
+        <w:rPr>
+          <w:rFonts w:ascii="Microsoft YaHei" w:hAnsi="Microsoft YaHei" w:eastAsia="微软雅黑"/>
+          <w:b/>
+          <w:color w:val="1F4E78"/>
+          <w:sz w:val="48"/>
+        </w:rPr>
         <w:t>00_总索引与交付清单（整理版 v1.7）</w:t>
       </w:r>
     </w:p>
     <w:p/>
     <w:p>
       <w:pPr>
-        <w:pStyle w:val="Heading2"/>
+        <w:spacing w:before="240" w:after="160"/>
       </w:pPr>
       <w:r>
+        <w:rPr>
+          <w:rFonts w:ascii="Microsoft YaHei" w:hAnsi="Microsoft YaHei" w:eastAsia="微软雅黑"/>
+          <w:b/>
+          <w:color w:val="4472C4"/>
+          <w:sz w:val="36"/>
+        </w:rPr>
         <w:t>0. 本项目一句话目标</w:t>
       </w:r>
     </w:p>
     <w:p>
       <w:r>
-        <w:rPr>
-          <w:b w:val="0"/>
-          <w:i w:val="0"/>
-        </w:rPr>
         <w:t xml:space="preserve">做一套“类 llaollao 的门店模型”，产品走 </w:t>
       </w:r>
       <w:r>
         <w:rPr>
           <w:b/>
-          <w:i w:val="0"/>
+          <w:color w:val="1F4E78"/>
         </w:rPr>
         <w:t>Soft-serve 软冰</w:t>
       </w:r>
       <w:r>
-        <w:rPr>
-          <w:b w:val="0"/>
-          <w:i w:val="0"/>
-        </w:rPr>
         <w:t xml:space="preserve">，主攻 </w:t>
       </w:r>
       <w:r>
         <w:rPr>
           <w:b/>
-          <w:i w:val="0"/>
+          <w:color w:val="1F4E78"/>
         </w:rPr>
         <w:t>抹茶 / 巧克力</w:t>
       </w:r>
       <w:r>
-        <w:rPr>
-          <w:b w:val="0"/>
-          <w:i w:val="0"/>
-        </w:rPr>
         <w:t xml:space="preserve"> 两大体系，并能稳定承载 toppings，实现：</w:t>
       </w:r>
     </w:p>
@@ -64,15 +64,11 @@
       <w:r>
         <w:rPr>
           <w:b/>
-          <w:i w:val="0"/>
+          <w:color w:val="1F4E78"/>
         </w:rPr>
         <w:t>细腻</w:t>
       </w:r>
       <w:r>
-        <w:rPr>
-          <w:b w:val="0"/>
-          <w:i w:val="0"/>
-        </w:rPr>
         <w:t>：无冰渣/无颗粒</w:t>
       </w:r>
     </w:p>
@@ -83,15 +79,11 @@
       <w:r>
         <w:rPr>
           <w:b/>
-          <w:i w:val="0"/>
+          <w:color w:val="1F4E78"/>
         </w:rPr>
         <w:t>挺立</w:t>
       </w:r>
       <w:r>
-        <w:rPr>
-          <w:b w:val="0"/>
-          <w:i w:val="0"/>
-        </w:rPr>
         <w:t>：堆得高、融化慢、少出水</w:t>
       </w:r>
     </w:p>
@@ -102,44 +94,50 @@
       <w:r>
         <w:rPr>
           <w:b/>
-          <w:i w:val="0"/>
+          <w:color w:val="1F4E78"/>
         </w:rPr>
         <w:t>风味清晰</w:t>
       </w:r>
       <w:r>
-        <w:rPr>
-          <w:b w:val="0"/>
-          <w:i w:val="0"/>
-        </w:rPr>
         <w:t>：抹茶香/可可香穿透，不苦不腻</w:t>
       </w:r>
     </w:p>
     <w:p/>
     <w:p>
+      <w:pPr>
+        <w:spacing w:before="120" w:after="120"/>
+        <w:ind w:left="432" w:right="432"/>
+        <w:shd w:fill="E7F3FF"/>
+      </w:pPr>
       <w:r>
         <w:rPr>
-          <w:b w:val="0"/>
-          <w:i w:val="0"/>
+          <w:i/>
+          <w:color w:val="4472C4"/>
         </w:rPr>
-        <w:t>&gt; 以上三点 = 全项目“总成功标准”。后续所有配方/设备/工艺/运营都为它服务。</w:t>
-      </w:r>
-    </w:p>
-    <w:p/>
-    <w:p>
-      <w:r>
-        <w:rPr>
-          <w:b w:val="0"/>
-          <w:i w:val="0"/>
-        </w:rPr>
-        <w:t>---</w:t>
+        <w:t>以上三点 = 全项目“总成功标准”。后续所有配方/设备/工艺/运营都为它服务。</w:t>
       </w:r>
     </w:p>
     <w:p/>
     <w:p>
       <w:pPr>
-        <w:pStyle w:val="Heading2"/>
+        <w:spacing w:before="120" w:after="120"/>
+        <w:pBdr>
+          <w:bottom w:val="single" w:sz="6" w:space="1" w:color="CCCCCC"/>
+        </w:pBdr>
+      </w:pPr>
+    </w:p>
+    <w:p/>
+    <w:p>
+      <w:pPr>
+        <w:spacing w:before="240" w:after="160"/>
       </w:pPr>
       <w:r>
+        <w:rPr>
+          <w:rFonts w:ascii="Microsoft YaHei" w:hAnsi="Microsoft YaHei" w:eastAsia="微软雅黑"/>
+          <w:b/>
+          <w:color w:val="4472C4"/>
+          <w:sz w:val="36"/>
+        </w:rPr>
         <w:t>1. 整理版文件目录（用于提交｜v1.7）</w:t>
       </w:r>
     </w:p>
@@ -148,15 +146,11 @@
       <w:r>
         <w:rPr>
           <w:b/>
-          <w:i w:val="0"/>
+          <w:color w:val="1F4E78"/>
         </w:rPr>
         <w:t>变更记录（v1.3）</w:t>
       </w:r>
       <w:r>
-        <w:rPr>
-          <w:b w:val="0"/>
-          <w:i w:val="0"/>
-        </w:rPr>
         <w:t>：补齐 M13–M15 在索引中的课程章节映射（此前索引误止于 M12）。</w:t>
       </w:r>
     </w:p>
@@ -165,15 +159,11 @@
       <w:r>
         <w:rPr>
           <w:b/>
-          <w:i w:val="0"/>
+          <w:color w:val="1F4E78"/>
         </w:rPr>
         <w:t>变更记录（v1.4）</w:t>
       </w:r>
       <w:r>
-        <w:rPr>
-          <w:b w:val="0"/>
-          <w:i w:val="0"/>
-        </w:rPr>
         <w:t>：</w:t>
       </w:r>
     </w:p>
@@ -182,10 +172,6 @@
         <w:pStyle w:val="ListBullet"/>
       </w:pPr>
       <w:r>
-        <w:rPr>
-          <w:b w:val="0"/>
-          <w:i w:val="0"/>
-        </w:rPr>
         <w:t>修正：目录中“本文件”误写为 v1_2 的问题（避免索引自指错误）。</w:t>
       </w:r>
     </w:p>
@@ -194,27 +180,18 @@
         <w:pStyle w:val="ListBullet"/>
       </w:pPr>
       <w:r>
-        <w:rPr>
-          <w:b w:val="0"/>
-          <w:i w:val="0"/>
-        </w:rPr>
         <w:t xml:space="preserve">对齐：03–05 压缩包内文件命名统一为 v1_1，并将索引指向新的 </w:t>
       </w:r>
       <w:r>
         <w:rPr>
           <w:rFonts w:ascii="Consolas" w:hAnsi="Consolas"/>
           <w:b w:val="0"/>
-          <w:i w:val="0"/>
           <w:color w:val="C7254E"/>
-          <w:sz w:val="18"/>
+          <w:sz w:val="20"/>
         </w:rPr>
         <w:t>03-05_配方与专项文件包_v1_2.zip</w:t>
       </w:r>
       <w:r>
-        <w:rPr>
-          <w:b w:val="0"/>
-          <w:i w:val="0"/>
-        </w:rPr>
         <w:t>。</w:t>
       </w:r>
     </w:p>
@@ -223,10 +200,6 @@
         <w:pStyle w:val="ListBullet"/>
       </w:pPr>
       <w:r>
-        <w:rPr>
-          <w:b w:val="0"/>
-          <w:i w:val="0"/>
-        </w:rPr>
         <w:t>加固：将文件10中的“三个点占位符”全部清零（改为完整条目/明确说明）。</w:t>
       </w:r>
     </w:p>
@@ -235,15 +208,11 @@
       <w:r>
         <w:rPr>
           <w:b/>
-          <w:i w:val="0"/>
+          <w:color w:val="1F4E78"/>
         </w:rPr>
         <w:t>变更记录（v1.5）</w:t>
       </w:r>
       <w:r>
-        <w:rPr>
-          <w:b w:val="0"/>
-          <w:i w:val="0"/>
-        </w:rPr>
         <w:t>：</w:t>
       </w:r>
     </w:p>
@@ -252,71 +221,87 @@
         <w:pStyle w:val="ListBullet"/>
       </w:pPr>
       <w:r>
-        <w:rPr>
-          <w:b w:val="0"/>
-          <w:i w:val="0"/>
-        </w:rPr>
         <w:t>清理：索引文件中出现的字面“三个点”字符串（避免任何“缺失/截断”误判）。</w:t>
       </w:r>
     </w:p>
     <w:p/>
     <w:p>
-      <w:r>
-        <w:rPr>
-          <w:b w:val="0"/>
-          <w:i w:val="0"/>
-        </w:rPr>
-        <w:t xml:space="preserve">&gt; </w:t>
-      </w:r>
+      <w:pPr>
+        <w:spacing w:before="120" w:after="120"/>
+        <w:ind w:left="432" w:right="432"/>
+        <w:shd w:fill="E7F3FF"/>
+      </w:pPr>
       <w:r>
         <w:rPr>
           <w:b/>
-          <w:i w:val="0"/>
+          <w:i/>
+          <w:color w:val="4472C4"/>
         </w:rPr>
         <w:t>执行口径优先级（防止口径打架）</w:t>
       </w:r>
     </w:p>
     <w:p>
+      <w:pPr>
+        <w:spacing w:before="120" w:after="120"/>
+        <w:ind w:left="432" w:right="432"/>
+        <w:shd w:fill="E7F3FF"/>
+      </w:pPr>
       <w:r>
         <w:rPr>
-          <w:b w:val="0"/>
-          <w:i w:val="0"/>
+          <w:i/>
+          <w:color w:val="4472C4"/>
         </w:rPr>
-        <w:t xml:space="preserve">&gt; 1) </w:t>
+        <w:t xml:space="preserve">1) </w:t>
       </w:r>
       <w:r>
         <w:rPr>
           <w:b/>
-          <w:i w:val="0"/>
+          <w:i/>
+          <w:color w:val="4472C4"/>
         </w:rPr>
         <w:t>12–14（项目总设计 + 代工交付 + 门店SOP）= Single Source of Truth（最终执行口径）</w:t>
       </w:r>
     </w:p>
     <w:p>
+      <w:pPr>
+        <w:spacing w:before="120" w:after="120"/>
+        <w:ind w:left="432" w:right="432"/>
+        <w:shd w:fill="E7F3FF"/>
+      </w:pPr>
       <w:r>
         <w:rPr>
-          <w:b w:val="0"/>
-          <w:i w:val="0"/>
+          <w:i/>
+          <w:color w:val="4472C4"/>
         </w:rPr>
-        <w:t>&gt; 2) 06/07/08/09/10 = 执行工具箱（排障/选型/训练/采购/门店模型）</w:t>
+        <w:t>2) 06/07/08/09/10 = 执行工具箱（排障/选型/训练/采购/门店模型）</w:t>
       </w:r>
     </w:p>
     <w:p>
+      <w:pPr>
+        <w:spacing w:before="120" w:after="120"/>
+        <w:ind w:left="432" w:right="432"/>
+        <w:shd w:fill="E7F3FF"/>
+      </w:pPr>
       <w:r>
         <w:rPr>
-          <w:b w:val="0"/>
-          <w:i w:val="0"/>
+          <w:i/>
+          <w:color w:val="4472C4"/>
         </w:rPr>
-        <w:t>&gt; 3) 01/02/03/04/05 = 研发与知识库（用于理解与迭代，已与 12–14 对齐到 v1_1）</w:t>
+        <w:t>3) 01/02/03/04/05 = 研发与知识库（用于理解与迭代，已与 12–14 对齐到 v1_1）</w:t>
       </w:r>
     </w:p>
     <w:p>
+      <w:pPr>
+        <w:spacing w:before="120" w:after="120"/>
+        <w:ind w:left="432" w:right="432"/>
+        <w:shd w:fill="E7F3FF"/>
+      </w:pPr>
       <w:r>
         <w:rPr>
-          <w:b w:val="0"/>
-          <w:i w:val="0"/>
+          <w:i/>
+          <w:color w:val="4472C4"/>
         </w:rPr>
-        <w:t>&gt; 4) 99 = 历史对立观点归档（已收敛，用于回溯与解释）</w:t>
+        <w:t>4) 99 = 历史对立观点归档（已收敛，用于回溯与解释）</w:t>
       </w:r>
     </w:p>
     <w:p/>
@@ -325,10 +310,6 @@
         <w:pStyle w:val="ListBullet"/>
       </w:pPr>
       <w:r>
-        <w:rPr>
-          <w:b w:val="0"/>
-          <w:i w:val="0"/>
-        </w:rPr>
         <w:t>00_总索引与交付清单_v1_7.md（本文件）</w:t>
       </w:r>
     </w:p>
@@ -337,10 +318,6 @@
         <w:pStyle w:val="ListBullet"/>
       </w:pPr>
       <w:r>
-        <w:rPr>
-          <w:b w:val="0"/>
-          <w:i w:val="0"/>
-        </w:rPr>
         <w:t>01_软冰核心原理与参数窗口_v1_1.md</w:t>
       </w:r>
     </w:p>
@@ -349,10 +326,6 @@
         <w:pStyle w:val="ListBullet"/>
       </w:pPr>
       <w:r>
-        <w:rPr>
-          <w:b w:val="0"/>
-          <w:i w:val="0"/>
-        </w:rPr>
         <w:t>02_原料体系与糖体系手册_v1_1.md</w:t>
       </w:r>
     </w:p>
@@ -361,27 +334,18 @@
         <w:pStyle w:val="ListBullet"/>
       </w:pPr>
       <w:r>
-        <w:rPr>
-          <w:b w:val="0"/>
-          <w:i w:val="0"/>
-        </w:rPr>
         <w:t xml:space="preserve">03_配方框架与工艺模板库_v1_1.md（在 </w:t>
       </w:r>
       <w:r>
         <w:rPr>
           <w:rFonts w:ascii="Consolas" w:hAnsi="Consolas"/>
           <w:b w:val="0"/>
-          <w:i w:val="0"/>
           <w:color w:val="C7254E"/>
-          <w:sz w:val="18"/>
+          <w:sz w:val="20"/>
         </w:rPr>
         <w:t>03-05_配方与专项文件包_v1_2.zip</w:t>
       </w:r>
       <w:r>
-        <w:rPr>
-          <w:b w:val="0"/>
-          <w:i w:val="0"/>
-        </w:rPr>
         <w:t xml:space="preserve"> 内）</w:t>
       </w:r>
     </w:p>
@@ -390,27 +354,18 @@
         <w:pStyle w:val="ListBullet"/>
       </w:pPr>
       <w:r>
-        <w:rPr>
-          <w:b w:val="0"/>
-          <w:i w:val="0"/>
-        </w:rPr>
         <w:t xml:space="preserve">04_抹茶专项：选材-配方-工艺-微调_v1_1.md（在 </w:t>
       </w:r>
       <w:r>
         <w:rPr>
           <w:rFonts w:ascii="Consolas" w:hAnsi="Consolas"/>
           <w:b w:val="0"/>
-          <w:i w:val="0"/>
           <w:color w:val="C7254E"/>
-          <w:sz w:val="18"/>
+          <w:sz w:val="20"/>
         </w:rPr>
         <w:t>03-05_配方与专项文件包_v1_2.zip</w:t>
       </w:r>
       <w:r>
-        <w:rPr>
-          <w:b w:val="0"/>
-          <w:i w:val="0"/>
-        </w:rPr>
         <w:t xml:space="preserve"> 内）</w:t>
       </w:r>
     </w:p>
@@ -419,27 +374,18 @@
         <w:pStyle w:val="ListBullet"/>
       </w:pPr>
       <w:r>
-        <w:rPr>
-          <w:b w:val="0"/>
-          <w:i w:val="0"/>
-        </w:rPr>
         <w:t xml:space="preserve">05_巧克力专项：路线选择-避坑-微调_v1_1.md（在 </w:t>
       </w:r>
       <w:r>
         <w:rPr>
           <w:rFonts w:ascii="Consolas" w:hAnsi="Consolas"/>
           <w:b w:val="0"/>
-          <w:i w:val="0"/>
           <w:color w:val="C7254E"/>
-          <w:sz w:val="18"/>
+          <w:sz w:val="20"/>
         </w:rPr>
         <w:t>03-05_配方与专项文件包_v1_2.zip</w:t>
       </w:r>
       <w:r>
-        <w:rPr>
-          <w:b w:val="0"/>
-          <w:i w:val="0"/>
-        </w:rPr>
         <w:t xml:space="preserve"> 内）</w:t>
       </w:r>
     </w:p>
@@ -448,10 +394,6 @@
         <w:pStyle w:val="ListBullet"/>
       </w:pPr>
       <w:r>
-        <w:rPr>
-          <w:b w:val="0"/>
-          <w:i w:val="0"/>
-        </w:rPr>
         <w:t>06_调参旋钮与排障树总表_v1.md</w:t>
       </w:r>
     </w:p>
@@ -460,10 +402,6 @@
         <w:pStyle w:val="ListBullet"/>
       </w:pPr>
       <w:r>
-        <w:rPr>
-          <w:b w:val="0"/>
-          <w:i w:val="0"/>
-        </w:rPr>
         <w:t>07_软冰机选型规格书_v1.md</w:t>
       </w:r>
     </w:p>
@@ -472,10 +410,6 @@
         <w:pStyle w:val="ListBullet"/>
       </w:pPr>
       <w:r>
-        <w:rPr>
-          <w:b w:val="0"/>
-          <w:i w:val="0"/>
-        </w:rPr>
         <w:t>08_研发记录与训练计划_含基础白奶公式_v1.md</w:t>
       </w:r>
     </w:p>
@@ -484,10 +418,6 @@
         <w:pStyle w:val="ListBullet"/>
       </w:pPr>
       <w:r>
-        <w:rPr>
-          <w:b w:val="0"/>
-          <w:i w:val="0"/>
-        </w:rPr>
         <w:t>09_Makro扫货与最小采购清单_v1.md</w:t>
       </w:r>
     </w:p>
@@ -496,10 +426,6 @@
         <w:pStyle w:val="ListBullet"/>
       </w:pPr>
       <w:r>
-        <w:rPr>
-          <w:b w:val="0"/>
-          <w:i w:val="0"/>
-        </w:rPr>
         <w:t>10_门店模型与动线翻台_M13_M14_M15_v1_1.md</w:t>
       </w:r>
     </w:p>
@@ -508,10 +434,6 @@
         <w:pStyle w:val="ListBullet"/>
       </w:pPr>
       <w:r>
-        <w:rPr>
-          <w:b w:val="0"/>
-          <w:i w:val="0"/>
-        </w:rPr>
         <w:t>11_西班牙受欢迎的冰淇淋酸奶冰连锁对标表_v1.md</w:t>
       </w:r>
     </w:p>
@@ -520,10 +442,6 @@
         <w:pStyle w:val="ListBullet"/>
       </w:pPr>
       <w:r>
-        <w:rPr>
-          <w:b w:val="0"/>
-          <w:i w:val="0"/>
-        </w:rPr>
         <w:t>12_项目总设计文件_概念-研发-预拌粉-门店SOP_v1.md</w:t>
       </w:r>
     </w:p>
@@ -532,10 +450,6 @@
         <w:pStyle w:val="ListBullet"/>
       </w:pPr>
       <w:r>
-        <w:rPr>
-          <w:b w:val="0"/>
-          <w:i w:val="0"/>
-        </w:rPr>
         <w:t>13_预拌粉规格与代工厂交付包_v1.md</w:t>
       </w:r>
     </w:p>
@@ -544,10 +458,6 @@
         <w:pStyle w:val="ListBullet"/>
       </w:pPr>
       <w:r>
-        <w:rPr>
-          <w:b w:val="0"/>
-          <w:i w:val="0"/>
-        </w:rPr>
         <w:t>14_门店SOP_一热一粉一冷_含前一晚备料_v1.md</w:t>
       </w:r>
     </w:p>
@@ -556,38 +466,45 @@
         <w:pStyle w:val="ListBullet"/>
       </w:pPr>
       <w:r>
-        <w:rPr>
-          <w:b w:val="0"/>
-          <w:i w:val="0"/>
-        </w:rPr>
         <w:t>99_口径差异与对立观点汇总_v1_1.md</w:t>
       </w:r>
     </w:p>
     <w:p/>
     <w:p>
-      <w:r>
-        <w:rPr>
-          <w:b w:val="0"/>
-          <w:i w:val="0"/>
-        </w:rPr>
-        <w:t>---</w:t>
-      </w:r>
+      <w:pPr>
+        <w:spacing w:before="120" w:after="120"/>
+        <w:pBdr>
+          <w:bottom w:val="single" w:sz="6" w:space="1" w:color="CCCCCC"/>
+        </w:pBdr>
+      </w:pPr>
     </w:p>
     <w:p/>
     <w:p>
       <w:pPr>
-        <w:pStyle w:val="Heading2"/>
+        <w:spacing w:before="240" w:after="160"/>
       </w:pPr>
       <w:r>
+        <w:rPr>
+          <w:rFonts w:ascii="Microsoft YaHei" w:hAnsi="Microsoft YaHei" w:eastAsia="微软雅黑"/>
+          <w:b/>
+          <w:color w:val="4472C4"/>
+          <w:sz w:val="36"/>
+        </w:rPr>
         <w:t>2. 学习路线（两条线并行：M 系列 / T 系列）</w:t>
       </w:r>
     </w:p>
     <w:p/>
     <w:p>
       <w:pPr>
-        <w:pStyle w:val="Heading3"/>
+        <w:spacing w:before="240" w:after="160"/>
       </w:pPr>
       <w:r>
+        <w:rPr>
+          <w:rFonts w:ascii="Microsoft YaHei" w:hAnsi="Microsoft YaHei" w:eastAsia="微软雅黑"/>
+          <w:b/>
+          <w:color w:val="5B9BD5"/>
+          <w:sz w:val="28"/>
+        </w:rPr>
         <w:t>2.1 M 系列（门店完整课程：从认知→产品→设备→门店→运营→扩张）</w:t>
       </w:r>
     </w:p>
@@ -596,10 +513,6 @@
         <w:pStyle w:val="ListBullet"/>
       </w:pPr>
       <w:r>
-        <w:rPr>
-          <w:b w:val="0"/>
-          <w:i w:val="0"/>
-        </w:rPr>
         <w:t>M0｜入门地图：冰淇淋行业到底分几类（gelato / ice cream / sorbet / granita / frozen yogurt / soft serve）</w:t>
       </w:r>
     </w:p>
@@ -608,10 +521,6 @@
         <w:pStyle w:val="ListBullet"/>
       </w:pPr>
       <w:r>
-        <w:rPr>
-          <w:b w:val="0"/>
-          <w:i w:val="0"/>
-        </w:rPr>
         <w:t>M1｜产品基础：口感、结构、配方逻辑</w:t>
       </w:r>
     </w:p>
@@ -620,10 +529,6 @@
         <w:pStyle w:val="ListBullet"/>
       </w:pPr>
       <w:r>
-        <w:rPr>
-          <w:b w:val="0"/>
-          <w:i w:val="0"/>
-        </w:rPr>
         <w:t>M2｜原料体系：从“买什么”到“怎么控成本”</w:t>
       </w:r>
     </w:p>
@@ -632,10 +537,6 @@
         <w:pStyle w:val="ListBullet"/>
       </w:pPr>
       <w:r>
-        <w:rPr>
-          <w:b w:val="0"/>
-          <w:i w:val="0"/>
-        </w:rPr>
         <w:t>M3｜口味设计：简单但可复购</w:t>
       </w:r>
     </w:p>
@@ -644,10 +545,6 @@
         <w:pStyle w:val="ListBullet"/>
       </w:pPr>
       <w:r>
-        <w:rPr>
-          <w:b w:val="0"/>
-          <w:i w:val="0"/>
-        </w:rPr>
         <w:t>M4｜设备课：买的不是机器，是稳定出品能力</w:t>
       </w:r>
     </w:p>
@@ -656,10 +553,6 @@
         <w:pStyle w:val="ListBullet"/>
       </w:pPr>
       <w:r>
-        <w:rPr>
-          <w:b w:val="0"/>
-          <w:i w:val="0"/>
-        </w:rPr>
         <w:t>M5｜工艺与SOP：把手艺变标准</w:t>
       </w:r>
     </w:p>
@@ -668,10 +561,6 @@
         <w:pStyle w:val="ListBullet"/>
       </w:pPr>
       <w:r>
-        <w:rPr>
-          <w:b w:val="0"/>
-          <w:i w:val="0"/>
-        </w:rPr>
         <w:t>M6｜门店模型：坪效、动线、翻台（概览）</w:t>
       </w:r>
     </w:p>
@@ -680,10 +569,6 @@
         <w:pStyle w:val="ListBullet"/>
       </w:pPr>
       <w:r>
-        <w:rPr>
-          <w:b w:val="0"/>
-          <w:i w:val="0"/>
-        </w:rPr>
         <w:t>M7｜菜单与定价：利润率只是表象，关键是结构</w:t>
       </w:r>
     </w:p>
@@ -692,10 +577,6 @@
         <w:pStyle w:val="ListBullet"/>
       </w:pPr>
       <w:r>
-        <w:rPr>
-          <w:b w:val="0"/>
-          <w:i w:val="0"/>
-        </w:rPr>
         <w:t>M8｜运营与营销：目标是稳定复购</w:t>
       </w:r>
     </w:p>
@@ -704,10 +585,6 @@
         <w:pStyle w:val="ListBullet"/>
       </w:pPr>
       <w:r>
-        <w:rPr>
-          <w:b w:val="0"/>
-          <w:i w:val="0"/>
-        </w:rPr>
         <w:t>M9｜西班牙合规与卫生：不踩雷（概览）</w:t>
       </w:r>
     </w:p>
@@ -716,10 +593,6 @@
         <w:pStyle w:val="ListBullet"/>
       </w:pPr>
       <w:r>
-        <w:rPr>
-          <w:b w:val="0"/>
-          <w:i w:val="0"/>
-        </w:rPr>
         <w:t>M10｜供应链与生产方式：自制 vs 半成品 vs 全成品</w:t>
       </w:r>
     </w:p>
@@ -728,10 +601,6 @@
         <w:pStyle w:val="ListBullet"/>
       </w:pPr>
       <w:r>
-        <w:rPr>
-          <w:b w:val="0"/>
-          <w:i w:val="0"/>
-        </w:rPr>
         <w:t>M11｜财务模型：稳不稳、回本快不快</w:t>
       </w:r>
     </w:p>
@@ -740,10 +609,6 @@
         <w:pStyle w:val="ListBullet"/>
       </w:pPr>
       <w:r>
-        <w:rPr>
-          <w:b w:val="0"/>
-          <w:i w:val="0"/>
-        </w:rPr>
         <w:t>M12｜复制与扩张：从一家到连锁要补的课</w:t>
       </w:r>
     </w:p>
@@ -754,15 +619,11 @@
       <w:r>
         <w:rPr>
           <w:b/>
-          <w:i w:val="0"/>
+          <w:color w:val="1F4E78"/>
         </w:rPr>
         <w:t>M13｜门店模型：坪效、动线、翻台（小店高吞吐｜深挖）</w:t>
       </w:r>
       <w:r>
-        <w:rPr>
-          <w:b w:val="0"/>
-          <w:i w:val="0"/>
-        </w:rPr>
         <w:t xml:space="preserve"> —— 对应文件 10</w:t>
       </w:r>
     </w:p>
@@ -773,15 +634,11 @@
       <w:r>
         <w:rPr>
           <w:b/>
-          <w:i w:val="0"/>
+          <w:color w:val="1F4E78"/>
         </w:rPr>
         <w:t>M14｜稳定复购运营 v1（不爆红也能稳｜深挖）</w:t>
       </w:r>
       <w:r>
-        <w:rPr>
-          <w:b w:val="0"/>
-          <w:i w:val="0"/>
-        </w:rPr>
         <w:t xml:space="preserve"> —— 对应文件 10</w:t>
       </w:r>
     </w:p>
@@ -792,15 +649,11 @@
       <w:r>
         <w:rPr>
           <w:b/>
-          <w:i w:val="0"/>
+          <w:color w:val="1F4E78"/>
         </w:rPr>
         <w:t>M15｜西班牙合规与卫生底座（软冰店高频雷区｜深挖）</w:t>
       </w:r>
       <w:r>
-        <w:rPr>
-          <w:b w:val="0"/>
-          <w:i w:val="0"/>
-        </w:rPr>
         <w:t xml:space="preserve"> —— 对应文件 10</w:t>
       </w:r>
     </w:p>
@@ -808,9 +661,15 @@
     <w:p/>
     <w:p>
       <w:pPr>
-        <w:pStyle w:val="Heading3"/>
+        <w:spacing w:before="240" w:after="160"/>
       </w:pPr>
       <w:r>
+        <w:rPr>
+          <w:rFonts w:ascii="Microsoft YaHei" w:hAnsi="Microsoft YaHei" w:eastAsia="微软雅黑"/>
+          <w:b/>
+          <w:color w:val="5B9BD5"/>
+          <w:sz w:val="28"/>
+        </w:rPr>
         <w:t>2.2 T 系列（纯技术训练：每节课都能产出“可用结论”）</w:t>
       </w:r>
     </w:p>
@@ -819,10 +678,6 @@
         <w:pStyle w:val="ListBullet"/>
       </w:pPr>
       <w:r>
-        <w:rPr>
-          <w:b w:val="0"/>
-          <w:i w:val="0"/>
-        </w:rPr>
         <w:t>T1：配方结构设计（搭骨架）</w:t>
       </w:r>
     </w:p>
@@ -831,10 +686,6 @@
         <w:pStyle w:val="ListBullet"/>
       </w:pPr>
       <w:r>
-        <w:rPr>
-          <w:b w:val="0"/>
-          <w:i w:val="0"/>
-        </w:rPr>
         <w:t>T2：糖体系与冻结点（不更甜也能更软更细）</w:t>
       </w:r>
     </w:p>
@@ -843,10 +694,6 @@
         <w:pStyle w:val="ListBullet"/>
       </w:pPr>
       <w:r>
-        <w:rPr>
-          <w:b w:val="0"/>
-          <w:i w:val="0"/>
-        </w:rPr>
         <w:t>T3：稳定剂/乳化剂体系（融化慢、挺立、不出水）</w:t>
       </w:r>
     </w:p>
@@ -855,10 +702,6 @@
         <w:pStyle w:val="ListBullet"/>
       </w:pPr>
       <w:r>
-        <w:rPr>
-          <w:b w:val="0"/>
-          <w:i w:val="0"/>
-        </w:rPr>
         <w:t>T4：抹茶专项（分散、氧化、苦涩与香气）</w:t>
       </w:r>
     </w:p>
@@ -867,10 +710,6 @@
         <w:pStyle w:val="ListBullet"/>
       </w:pPr>
       <w:r>
-        <w:rPr>
-          <w:b w:val="0"/>
-          <w:i w:val="0"/>
-        </w:rPr>
         <w:t>T5：巧克力专项（黏度、油感、塌陷与堵机）</w:t>
       </w:r>
     </w:p>
@@ -879,10 +718,6 @@
         <w:pStyle w:val="ListBullet"/>
       </w:pPr>
       <w:r>
-        <w:rPr>
-          <w:b w:val="0"/>
-          <w:i w:val="0"/>
-        </w:rPr>
         <w:t>T6：机器参数与口感映射（温度/Overrun/负荷稳定性）</w:t>
       </w:r>
     </w:p>
@@ -891,10 +726,6 @@
         <w:pStyle w:val="ListBullet"/>
       </w:pPr>
       <w:r>
-        <w:rPr>
-          <w:b w:val="0"/>
-          <w:i w:val="0"/>
-        </w:rPr>
         <w:t>T7：完整故障排查树（先查什么先改哪个旋钮）</w:t>
       </w:r>
     </w:p>
@@ -903,10 +734,6 @@
         <w:pStyle w:val="ListBullet"/>
       </w:pPr>
       <w:r>
-        <w:rPr>
-          <w:b w:val="0"/>
-          <w:i w:val="0"/>
-        </w:rPr>
         <w:t>T8：设备选型深挖（按产品目标做选型决策表）</w:t>
       </w:r>
     </w:p>
@@ -915,10 +742,6 @@
         <w:pStyle w:val="ListBullet"/>
       </w:pPr>
       <w:r>
-        <w:rPr>
-          <w:b w:val="0"/>
-          <w:i w:val="0"/>
-        </w:rPr>
         <w:t>T9：研发记录模板（版本/工艺/参数/评分/结论）</w:t>
       </w:r>
     </w:p>
@@ -927,29 +750,30 @@
         <w:pStyle w:val="ListBullet"/>
       </w:pPr>
       <w:r>
-        <w:rPr>
-          <w:b w:val="0"/>
-          <w:i w:val="0"/>
-        </w:rPr>
         <w:t>T10：基础白奶软冰公式 v1（从零自制料液）</w:t>
       </w:r>
     </w:p>
     <w:p/>
     <w:p>
-      <w:r>
-        <w:rPr>
-          <w:b w:val="0"/>
-          <w:i w:val="0"/>
-        </w:rPr>
-        <w:t>---</w:t>
-      </w:r>
+      <w:pPr>
+        <w:spacing w:before="120" w:after="120"/>
+        <w:pBdr>
+          <w:bottom w:val="single" w:sz="6" w:space="1" w:color="CCCCCC"/>
+        </w:pBdr>
+      </w:pPr>
     </w:p>
     <w:p/>
     <w:p>
       <w:pPr>
-        <w:pStyle w:val="Heading2"/>
+        <w:spacing w:before="240" w:after="160"/>
       </w:pPr>
       <w:r>
+        <w:rPr>
+          <w:rFonts w:ascii="Microsoft YaHei" w:hAnsi="Microsoft YaHei" w:eastAsia="微软雅黑"/>
+          <w:b/>
+          <w:color w:val="4472C4"/>
+          <w:sz w:val="36"/>
+        </w:rPr>
         <w:t>3. 关键“交付物清单”（你最终要拿在手上的文件）</w:t>
       </w:r>
     </w:p>
@@ -958,10 +782,6 @@
         <w:pStyle w:val="ListBullet"/>
       </w:pPr>
       <w:r>
-        <w:rPr>
-          <w:b w:val="0"/>
-          <w:i w:val="0"/>
-        </w:rPr>
         <w:t>招牌抹茶 / 巧克力配方卡（10kg批量）</w:t>
       </w:r>
     </w:p>
@@ -970,10 +790,6 @@
         <w:pStyle w:val="ListBullet"/>
       </w:pPr>
       <w:r>
-        <w:rPr>
-          <w:b w:val="0"/>
-          <w:i w:val="0"/>
-        </w:rPr>
         <w:t>参数窗口卡（总固形物/脂肪/糖/MSNF/稳定剂/乳化剂/出杯温度/Overrun）</w:t>
       </w:r>
     </w:p>
@@ -982,10 +798,6 @@
         <w:pStyle w:val="ListBullet"/>
       </w:pPr>
       <w:r>
-        <w:rPr>
-          <w:b w:val="0"/>
-          <w:i w:val="0"/>
-        </w:rPr>
         <w:t>“旋钮式”调参手册（想更软、更细、更挺、更香 → 改谁）</w:t>
       </w:r>
     </w:p>
@@ -994,10 +806,6 @@
         <w:pStyle w:val="ListBullet"/>
       </w:pPr>
       <w:r>
-        <w:rPr>
-          <w:b w:val="0"/>
-          <w:i w:val="0"/>
-        </w:rPr>
         <w:t>故障排查树（冰渣/出水/塌/油感/堵机/苦涩/颜色灰）</w:t>
       </w:r>
     </w:p>
@@ -1006,10 +814,6 @@
         <w:pStyle w:val="ListBullet"/>
       </w:pPr>
       <w:r>
-        <w:rPr>
-          <w:b w:val="0"/>
-          <w:i w:val="0"/>
-        </w:rPr>
         <w:t>软冰机选型规格书 v1 + 验收脚本</w:t>
       </w:r>
     </w:p>
@@ -1018,10 +822,6 @@
         <w:pStyle w:val="ListBullet"/>
       </w:pPr>
       <w:r>
-        <w:rPr>
-          <w:b w:val="0"/>
-          <w:i w:val="0"/>
-        </w:rPr>
         <w:t>研发 Sprint 14 天训练计划 + T9记录模板</w:t>
       </w:r>
     </w:p>
@@ -1030,10 +830,6 @@
         <w:pStyle w:val="ListBullet"/>
       </w:pPr>
       <w:r>
-        <w:rPr>
-          <w:b w:val="0"/>
-          <w:i w:val="0"/>
-        </w:rPr>
         <w:t>Makro 扫货任务卡 + 最小采购清单</w:t>
       </w:r>
     </w:p>
@@ -1042,10 +838,6 @@
         <w:pStyle w:val="ListBullet"/>
       </w:pPr>
       <w:r>
-        <w:rPr>
-          <w:b w:val="0"/>
-          <w:i w:val="0"/>
-        </w:rPr>
         <w:t>门店动线翻台 SOP（2人/3人） + 菜单3+2+1</w:t>
       </w:r>
     </w:p>
@@ -1054,184 +846,164 @@
         <w:pStyle w:val="ListBullet"/>
       </w:pPr>
       <w:r>
-        <w:rPr>
-          <w:b w:val="0"/>
-          <w:i w:val="0"/>
-        </w:rPr>
         <w:t>西班牙连锁对标表（用于定位与抄作业）</w:t>
       </w:r>
     </w:p>
     <w:p/>
     <w:p>
-      <w:r>
-        <w:rPr>
-          <w:b w:val="0"/>
-          <w:i w:val="0"/>
-        </w:rPr>
-        <w:t>---</w:t>
-      </w:r>
+      <w:pPr>
+        <w:spacing w:before="120" w:after="120"/>
+        <w:pBdr>
+          <w:bottom w:val="single" w:sz="6" w:space="1" w:color="CCCCCC"/>
+        </w:pBdr>
+      </w:pPr>
     </w:p>
     <w:p/>
     <w:p>
       <w:pPr>
-        <w:pStyle w:val="Heading2"/>
+        <w:spacing w:before="240" w:after="160"/>
       </w:pPr>
       <w:r>
+        <w:rPr>
+          <w:rFonts w:ascii="Microsoft YaHei" w:hAnsi="Microsoft YaHei" w:eastAsia="微软雅黑"/>
+          <w:b/>
+          <w:color w:val="4472C4"/>
+          <w:sz w:val="36"/>
+        </w:rPr>
         <w:t>4. 作业索引（本文件只放 M0 作业；其他作业跟在各章节文件末尾）</w:t>
       </w:r>
     </w:p>
     <w:p/>
     <w:p>
       <w:pPr>
-        <w:pStyle w:val="Heading3"/>
+        <w:spacing w:before="240" w:after="160"/>
       </w:pPr>
       <w:r>
+        <w:rPr>
+          <w:rFonts w:ascii="Microsoft YaHei" w:hAnsi="Microsoft YaHei" w:eastAsia="微软雅黑"/>
+          <w:b/>
+          <w:color w:val="5B9BD5"/>
+          <w:sz w:val="28"/>
+        </w:rPr>
         <w:t>作业 A｜选 2 家同类门店做快速观察（不需要进店坐）</w:t>
       </w:r>
     </w:p>
     <w:p>
       <w:r>
-        <w:rPr>
-          <w:b w:val="0"/>
-          <w:i w:val="0"/>
-        </w:rPr>
         <w:t>记录下面 10 个数据（手机备忘录即可）：</w:t>
       </w:r>
     </w:p>
     <w:p>
       <w:r>
-        <w:rPr>
-          <w:b w:val="0"/>
-          <w:i w:val="0"/>
-        </w:rPr>
         <w:t>1) 城市/商圈位置</w:t>
       </w:r>
     </w:p>
     <w:p>
       <w:r>
-        <w:rPr>
-          <w:b w:val="0"/>
-          <w:i w:val="0"/>
-        </w:rPr>
         <w:t>2) 门头风格（年轻/家庭/游客）</w:t>
       </w:r>
     </w:p>
     <w:p>
       <w:r>
-        <w:rPr>
-          <w:b w:val="0"/>
-          <w:i w:val="0"/>
-        </w:rPr>
         <w:t>3) 客单价区间（最便宜/最常见/最高）</w:t>
       </w:r>
     </w:p>
     <w:p>
       <w:r>
-        <w:rPr>
-          <w:b w:val="0"/>
-          <w:i w:val="0"/>
-        </w:rPr>
         <w:t>4) 杯型/克重逻辑（按尺寸？按重量？）</w:t>
       </w:r>
     </w:p>
     <w:p>
       <w:r>
-        <w:rPr>
-          <w:b w:val="0"/>
-          <w:i w:val="0"/>
-        </w:rPr>
         <w:t>5) topping 分类（水果/脆料/酱/谷物/冷冻料）</w:t>
       </w:r>
     </w:p>
     <w:p>
       <w:r>
-        <w:rPr>
-          <w:b w:val="0"/>
-          <w:i w:val="0"/>
-        </w:rPr>
         <w:t>6) 点单流程（先点杯型？先选 topping？）</w:t>
       </w:r>
     </w:p>
     <w:p>
       <w:r>
-        <w:rPr>
-          <w:b w:val="0"/>
-          <w:i w:val="0"/>
-        </w:rPr>
         <w:t>7) 高峰排队时：每单出杯大概多少秒</w:t>
       </w:r>
     </w:p>
     <w:p>
       <w:r>
-        <w:rPr>
-          <w:b w:val="0"/>
-          <w:i w:val="0"/>
-        </w:rPr>
         <w:t>8) topping 台是不是自选（自选损耗/卫生风险更高）</w:t>
       </w:r>
     </w:p>
     <w:p>
       <w:r>
-        <w:rPr>
-          <w:b w:val="0"/>
-          <w:i w:val="0"/>
-        </w:rPr>
         <w:t>9) 外卖做不做（看平台/店内提示）</w:t>
       </w:r>
     </w:p>
     <w:p>
       <w:r>
-        <w:rPr>
-          <w:b w:val="0"/>
-          <w:i w:val="0"/>
-        </w:rPr>
         <w:t>10) 你判断它“复购点”是什么（轻负担/活动/口味/社交）</w:t>
       </w:r>
     </w:p>
     <w:p/>
     <w:p>
       <w:pPr>
-        <w:pStyle w:val="Heading3"/>
+        <w:spacing w:before="240" w:after="160"/>
       </w:pPr>
       <w:r>
+        <w:rPr>
+          <w:rFonts w:ascii="Microsoft YaHei" w:hAnsi="Microsoft YaHei" w:eastAsia="微软雅黑"/>
+          <w:b/>
+          <w:color w:val="5B9BD5"/>
+          <w:sz w:val="28"/>
+        </w:rPr>
         <w:t>作业 B｜你在 A/B/C 三个模型里先选一个</w:t>
       </w:r>
     </w:p>
     <w:p>
       <w:r>
-        <w:rPr>
-          <w:b w:val="0"/>
-          <w:i w:val="0"/>
-        </w:rPr>
         <w:t>直接回复：A 或 B 或 C，并写一句原因（越短越好）。</w:t>
       </w:r>
     </w:p>
     <w:p/>
     <w:p>
+      <w:pPr>
+        <w:spacing w:before="120" w:after="120"/>
+        <w:ind w:left="432" w:right="432"/>
+        <w:shd w:fill="E7F3FF"/>
+      </w:pPr>
       <w:r>
         <w:rPr>
-          <w:b w:val="0"/>
-          <w:i w:val="0"/>
+          <w:i/>
+          <w:color w:val="4472C4"/>
         </w:rPr>
-        <w:t>&gt; 你回我两段内容就行：</w:t>
+        <w:t>你回我两段内容就行：</w:t>
       </w:r>
     </w:p>
     <w:p>
+      <w:pPr>
+        <w:spacing w:before="120" w:after="120"/>
+        <w:ind w:left="432" w:right="432"/>
+        <w:shd w:fill="E7F3FF"/>
+      </w:pPr>
       <w:r>
         <w:rPr>
-          <w:b w:val="0"/>
-          <w:i w:val="0"/>
+          <w:i/>
+          <w:color w:val="4472C4"/>
         </w:rPr>
-        <w:t>&gt; - 模型选择：A/B/C + 1 句原因</w:t>
+        <w:t>- 模型选择：A/B/C + 1 句原因</w:t>
       </w:r>
     </w:p>
     <w:p>
+      <w:pPr>
+        <w:spacing w:before="120" w:after="120"/>
+        <w:ind w:left="432" w:right="432"/>
+        <w:shd w:fill="E7F3FF"/>
+      </w:pPr>
       <w:r>
         <w:rPr>
-          <w:b w:val="0"/>
-          <w:i w:val="0"/>
+          <w:i/>
+          <w:color w:val="4472C4"/>
         </w:rPr>
-        <w:t>&gt; - 两家店观察的 10 条数据（简略即可）</w:t>
+        <w:t>- 两家店观察的 10 条数据（简略即可）</w:t>
       </w:r>
     </w:p>
     <w:sectPr>
@@ -1607,6 +1379,9 @@
     <w:name w:val="Normal"/>
     <w:qFormat/>
     <w:rsid w:val="00FC693F"/>
+    <w:pPr>
+      <w:spacing w:after="160" w:line="276" w:lineRule="auto"/>
+    </w:pPr>
     <w:rPr>
       <w:rFonts w:ascii="Calibri" w:hAnsi="Calibri" w:eastAsia="微软雅黑"/>
       <w:sz w:val="22"/>
